--- a/SRS.docx
+++ b/SRS.docx
@@ -194,16 +194,25 @@
           <w:szCs w:val="32"/>
         </w:rPr>
       </w:pPr>
-    </w:p>
-    <w:p>
-      <w:pPr>
-        <w:jc w:val="center"/>
+      <w:hyperlink r:id="rId6" w:history="1">
+        <w:r>
+          <w:rPr>
+            <w:rStyle w:val="Hyperlink"/>
+            <w:rFonts w:ascii="Arial" w:hAnsi="Arial" w:cs="Arial"/>
+            <w:sz w:val="32"/>
+            <w:szCs w:val="32"/>
+          </w:rPr>
+          <w:t>Public Access Link</w:t>
+        </w:r>
+      </w:hyperlink>
+      <w:r>
         <w:rPr>
           <w:rFonts w:ascii="Arial" w:hAnsi="Arial" w:cs="Arial"/>
           <w:sz w:val="32"/>
           <w:szCs w:val="32"/>
         </w:rPr>
-      </w:pPr>
+        <w:t xml:space="preserve"> </w:t>
+      </w:r>
     </w:p>
     <w:p>
       <w:pPr>
@@ -235,8 +244,26 @@
         </w:rPr>
       </w:pPr>
     </w:p>
+    <w:p>
+      <w:pPr>
+        <w:jc w:val="center"/>
+        <w:rPr>
+          <w:rFonts w:ascii="Arial" w:hAnsi="Arial" w:cs="Arial"/>
+          <w:sz w:val="32"/>
+          <w:szCs w:val="32"/>
+        </w:rPr>
+      </w:pPr>
+    </w:p>
     <w:sdt>
       <w:sdtPr>
+        <w:rPr>
+          <w:rFonts w:asciiTheme="minorHAnsi" w:eastAsiaTheme="minorEastAsia" w:hAnsiTheme="minorHAnsi" w:cstheme="minorBidi"/>
+          <w:b w:val="0"/>
+          <w:bCs w:val="0"/>
+          <w:color w:val="auto"/>
+          <w:sz w:val="22"/>
+          <w:szCs w:val="22"/>
+        </w:rPr>
         <w:id w:val="1322934262"/>
         <w:docPartObj>
           <w:docPartGallery w:val="Table of Contents"/>
@@ -245,11 +272,7 @@
       </w:sdtPr>
       <w:sdtEndPr>
         <w:rPr>
-          <w:rFonts w:asciiTheme="minorHAnsi" w:eastAsiaTheme="minorEastAsia" w:hAnsiTheme="minorHAnsi" w:cstheme="minorBidi"/>
           <w:noProof/>
-          <w:color w:val="auto"/>
-          <w:sz w:val="22"/>
-          <w:szCs w:val="22"/>
         </w:rPr>
       </w:sdtEndPr>
       <w:sdtContent>
@@ -4503,13 +4526,7 @@
         <w:rPr>
           <w:rFonts w:ascii="Arial" w:hAnsi="Arial" w:cs="Arial"/>
         </w:rPr>
-        <w:t xml:space="preserve"> Safety </w:t>
-      </w:r>
-      <w:r>
-        <w:rPr>
-          <w:rFonts w:ascii="Arial" w:hAnsi="Arial" w:cs="Arial"/>
-        </w:rPr>
-        <w:t>Toolkit</w:t>
+        <w:t xml:space="preserve"> Safety Toolkit</w:t>
       </w:r>
       <w:r>
         <w:rPr>
@@ -4521,13 +4538,7 @@
         <w:rPr>
           <w:rFonts w:ascii="Arial" w:hAnsi="Arial" w:cs="Arial"/>
         </w:rPr>
-        <w:t>is</w:t>
-      </w:r>
-      <w:r>
-        <w:rPr>
-          <w:rFonts w:ascii="Arial" w:hAnsi="Arial" w:cs="Arial"/>
-        </w:rPr>
-        <w:t xml:space="preserve"> a lightweight, open-source application designed to assess and score safety risks in text, image, and video outputs generated by open-weight AI models. The toolkit provides end-users and developers with:</w:t>
+        <w:t>is a lightweight, open-source application designed to assess and score safety risks in text, image, and video outputs generated by open-weight AI models. The toolkit provides end-users and developers with:</w:t>
       </w:r>
     </w:p>
     <w:p>
@@ -5635,21 +5646,7 @@
         <w:rPr>
           <w:rFonts w:ascii="Arial" w:hAnsi="Arial" w:cs="Arial"/>
         </w:rPr>
-        <w:t>Generate 3–</w:t>
-      </w:r>
-      <w:proofErr w:type="gramStart"/>
-      <w:r>
-        <w:rPr>
-          <w:rFonts w:ascii="Arial" w:hAnsi="Arial" w:cs="Arial"/>
-        </w:rPr>
-        <w:t>4 line</w:t>
-      </w:r>
-      <w:proofErr w:type="gramEnd"/>
-      <w:r>
-        <w:rPr>
-          <w:rFonts w:ascii="Arial" w:hAnsi="Arial" w:cs="Arial"/>
-        </w:rPr>
-        <w:t xml:space="preserve"> explanations for image scores</w:t>
+        <w:t>Generate 3–4 line explanations for image scores</w:t>
       </w:r>
     </w:p>
     <w:p>
@@ -5955,21 +5952,7 @@
         <w:rPr>
           <w:rFonts w:ascii="Arial" w:hAnsi="Arial" w:cs="Arial"/>
         </w:rPr>
-        <w:t>Generate 3–</w:t>
-      </w:r>
-      <w:proofErr w:type="gramStart"/>
-      <w:r>
-        <w:rPr>
-          <w:rFonts w:ascii="Arial" w:hAnsi="Arial" w:cs="Arial"/>
-        </w:rPr>
-        <w:t>4 line</w:t>
-      </w:r>
-      <w:proofErr w:type="gramEnd"/>
-      <w:r>
-        <w:rPr>
-          <w:rFonts w:ascii="Arial" w:hAnsi="Arial" w:cs="Arial"/>
-        </w:rPr>
-        <w:t xml:space="preserve"> explanations for video scores</w:t>
+        <w:t>Generate 3–4 line explanations for video scores</w:t>
       </w:r>
     </w:p>
     <w:p>
@@ -6603,13 +6586,7 @@
         <w:rPr>
           <w:rFonts w:ascii="Arial" w:hAnsi="Arial" w:cs="Arial"/>
         </w:rPr>
-        <w:t xml:space="preserve">Text Safety </w:t>
-      </w:r>
-      <w:r>
-        <w:rPr>
-          <w:rFonts w:ascii="Arial" w:hAnsi="Arial" w:cs="Arial"/>
-        </w:rPr>
-        <w:t>Tab</w:t>
+        <w:t>Text Safety Tab</w:t>
       </w:r>
       <w:r>
         <w:rPr>
@@ -6641,13 +6618,7 @@
         <w:rPr>
           <w:rFonts w:ascii="Arial" w:hAnsi="Arial" w:cs="Arial"/>
         </w:rPr>
-        <w:t xml:space="preserve">Image Safety </w:t>
-      </w:r>
-      <w:r>
-        <w:rPr>
-          <w:rFonts w:ascii="Arial" w:hAnsi="Arial" w:cs="Arial"/>
-        </w:rPr>
-        <w:t>Tab</w:t>
+        <w:t>Image Safety Tab</w:t>
       </w:r>
       <w:r>
         <w:rPr>
@@ -6679,13 +6650,7 @@
         <w:rPr>
           <w:rFonts w:ascii="Arial" w:hAnsi="Arial" w:cs="Arial"/>
         </w:rPr>
-        <w:t xml:space="preserve">Video Safety </w:t>
-      </w:r>
-      <w:r>
-        <w:rPr>
-          <w:rFonts w:ascii="Arial" w:hAnsi="Arial" w:cs="Arial"/>
-        </w:rPr>
-        <w:t>Tab</w:t>
+        <w:t>Video Safety Tab</w:t>
       </w:r>
       <w:r>
         <w:rPr>
@@ -8496,16 +8461,8 @@
         <w:rPr>
           <w:rFonts w:ascii="Arial" w:hAnsi="Arial" w:cs="Arial"/>
         </w:rPr>
-        <w:t xml:space="preserve">Scores: Float values 0.0–1.0 with 3 decimal </w:t>
-      </w:r>
-      <w:proofErr w:type="gramStart"/>
-      <w:r>
-        <w:rPr>
-          <w:rFonts w:ascii="Arial" w:hAnsi="Arial" w:cs="Arial"/>
-        </w:rPr>
-        <w:t>precision</w:t>
-      </w:r>
-      <w:proofErr w:type="gramEnd"/>
+        <w:t>Scores: Float values 0.0–1.0 with 3 decimal precision</w:t>
+      </w:r>
     </w:p>
     <w:p>
       <w:pPr>
@@ -9314,21 +9271,7 @@
         <w:rPr>
           <w:rFonts w:ascii="Arial" w:hAnsi="Arial" w:cs="Arial"/>
         </w:rPr>
-        <w:t xml:space="preserve"> </w:t>
-      </w:r>
-      <w:proofErr w:type="gramStart"/>
-      <w:r>
-        <w:rPr>
-          <w:rFonts w:ascii="Arial" w:hAnsi="Arial" w:cs="Arial"/>
-        </w:rPr>
-        <w:t>Multi-frame</w:t>
-      </w:r>
-      <w:proofErr w:type="gramEnd"/>
-      <w:r>
-        <w:rPr>
-          <w:rFonts w:ascii="Arial" w:hAnsi="Arial" w:cs="Arial"/>
-        </w:rPr>
-        <w:t xml:space="preserve"> sampling (25%, 50%, 75% of duration)  </w:t>
+        <w:t xml:space="preserve"> Multi-frame sampling (25%, 50%, 75% of duration)  </w:t>
       </w:r>
     </w:p>
     <w:p>
@@ -23614,6 +23557,18 @@
       <w:u w:val="single"/>
     </w:rPr>
   </w:style>
+  <w:style w:type="character" w:styleId="UnresolvedMention">
+    <w:name w:val="Unresolved Mention"/>
+    <w:basedOn w:val="DefaultParagraphFont"/>
+    <w:uiPriority w:val="99"/>
+    <w:semiHidden/>
+    <w:unhideWhenUsed/>
+    <w:rsid w:val="000715ED"/>
+    <w:rPr>
+      <w:color w:val="605E5C"/>
+      <w:shd w:val="clear" w:color="auto" w:fill="E1DFDD"/>
+    </w:rPr>
+  </w:style>
 </w:styles>
 </file>
 
